--- a/Template/SpotlightAdvocate.docx
+++ b/Template/SpotlightAdvocate.docx
@@ -13,7 +13,6 @@
           <w:color w:val="1A2B4A"/>
           <w:sz w:val="24"/>
         </w:rPr>
-        <w:t>SPOTLIGHT ADVOCATE</w:t>
       </w:r>
     </w:p>
     <w:p>
@@ -30,7 +29,6 @@
           <w:color w:val="555555"/>
           <w:sz w:val="18"/>
         </w:rPr>
-        <w:t>Official Document</w:t>
       </w:r>
     </w:p>
     <w:p>
@@ -177,6 +175,7 @@
     </w:p>
     <w:sectPr>
       <w:footerReference w:type="default" r:id="rId9"/>
+      <w:headerReference w:type="default" r:id="rId10"/>
       <w:pgSz w:w="12240" w:h="15840"/>
       <w:pgMar w:top="1224" w:right="1440" w:bottom="1224" w:left="1440" w:header="720" w:footer="720" w:gutter="0"/>
       <w:cols w:space="720"/>
@@ -214,6 +213,50 @@
     </w:r>
   </w:p>
 </w:ftr>
+</file>
+
+<file path=word/header1.xml><?xml version="1.0" encoding="utf-8"?>
+<w:hdr xmlns:m="http://schemas.openxmlformats.org/officeDocument/2006/math" xmlns:mc="http://schemas.openxmlformats.org/markup-compatibility/2006" xmlns:mo="http://schemas.microsoft.com/office/mac/office/2008/main" xmlns:mv="urn:schemas-microsoft-com:mac:vml" xmlns:o="urn:schemas-microsoft-com:office:office" xmlns:r="http://schemas.openxmlformats.org/officeDocument/2006/relationships" xmlns:v="urn:schemas-microsoft-com:vml" xmlns:w10="urn:schemas-microsoft-com:office:word" xmlns:w14="http://schemas.microsoft.com/office/word/2010/wordml" xmlns:w="http://schemas.openxmlformats.org/wordprocessingml/2006/main" xmlns:wne="http://schemas.microsoft.com/office/word/2006/wordml" xmlns:wp14="http://schemas.microsoft.com/office/word/2010/wordprocessingDrawing" xmlns:wp="http://schemas.openxmlformats.org/drawingml/2006/wordprocessingDrawing" xmlns:wpc="http://schemas.microsoft.com/office/word/2010/wordprocessingCanvas" xmlns:wpg="http://schemas.microsoft.com/office/word/2010/wordprocessingGroup" xmlns:wpi="http://schemas.microsoft.com/office/word/2010/wordprocessingInk" xmlns:wps="http://schemas.microsoft.com/office/word/2010/wordprocessingShape" mc:Ignorable="w14 wp14">
+  <w:p>
+    <w:pPr>
+      <w:jc w:val="left"/>
+    </w:pPr>
+    <w:r>
+      <w:drawing>
+        <wp:inline xmlns:a="http://schemas.openxmlformats.org/drawingml/2006/main" xmlns:pic="http://schemas.openxmlformats.org/drawingml/2006/picture">
+          <wp:extent cx="2194560" cy="639532"/>
+          <wp:docPr id="1" name="Picture 1"/>
+          <wp:cNvGraphicFramePr>
+            <a:graphicFrameLocks noChangeAspect="1"/>
+          </wp:cNvGraphicFramePr>
+          <a:graphic>
+            <a:graphicData uri="http://schemas.openxmlformats.org/drawingml/2006/picture">
+              <pic:pic>
+                <pic:nvPicPr>
+                  <pic:cNvPr id="0" name="logo.png"/>
+                  <pic:cNvPicPr/>
+                </pic:nvPicPr>
+                <pic:blipFill>
+                  <a:blip r:embed="rId1"/>
+                  <a:stretch>
+                    <a:fillRect/>
+                  </a:stretch>
+                </pic:blipFill>
+                <pic:spPr>
+                  <a:xfrm>
+                    <a:off x="0" y="0"/>
+                    <a:ext cx="2194560" cy="639532"/>
+                  </a:xfrm>
+                  <a:prstGeom prst="rect"/>
+                </pic:spPr>
+              </pic:pic>
+            </a:graphicData>
+          </a:graphic>
+        </wp:inline>
+      </w:drawing>
+    </w:r>
+  </w:p>
+</w:hdr>
 </file>
 
 <file path=word/numbering.xml><?xml version="1.0" encoding="utf-8"?>

--- a/Template/SpotlightAdvocate.docx
+++ b/Template/SpotlightAdvocate.docx
@@ -29,6 +29,7 @@
           <w:color w:val="555555"/>
           <w:sz w:val="18"/>
         </w:rPr>
+        <w:t>Building Trust Through Real Conversations</w:t>
       </w:r>
     </w:p>
     <w:p>
@@ -199,7 +200,7 @@
         <w:color w:val="555555"/>
         <w:sz w:val="16"/>
       </w:rPr>
-      <w:t xml:space="preserve">Spotlight Advocate  ·  Confidential  ·  {{NUMBER}}  ·  Rev {{VERSION}}  ·  Page </w:t>
+      <w:t xml:space="preserve">© Spotlight Media Holdings LLC  ·  Spotlight Advocate  ·  spotlightadvocate.com  ·  Confidential  ·  {{NUMBER}}  ·  Rev {{VERSION}}  ·  Page </w:t>
     </w:r>
     <w:r>
       <w:rPr>
